--- a/Documents/HSP Masterdoc.docx
+++ b/Documents/HSP Masterdoc.docx
@@ -373,17 +373,23 @@
           <w:b/>
           <w:bCs/>
         </w:rPr>
-        <w:t>Requirement priority:</w:t>
-      </w:r>
+        <w:t>Requirement Description:</w:t>
+      </w:r>
+      <w:r>
+        <w:t xml:space="preserve"> The user must be able to create an account</w:t>
+      </w:r>
+    </w:p>
+    <w:p/>
+    <w:p>
       <w:r>
         <w:rPr>
           <w:b/>
           <w:bCs/>
         </w:rPr>
-        <w:t xml:space="preserve"> </w:t>
-      </w:r>
-      <w:r>
-        <w:t>1</w:t>
+        <w:t>Requirement ID:</w:t>
+      </w:r>
+      <w:r>
+        <w:t xml:space="preserve"> 1.2</w:t>
       </w:r>
     </w:p>
     <w:p>
@@ -395,76 +401,7 @@
         <w:t>Requirement Description:</w:t>
       </w:r>
       <w:r>
-        <w:t xml:space="preserve"> The user must be able to create an account</w:t>
-      </w:r>
-    </w:p>
-    <w:p>
-      <w:r>
-        <w:rPr>
-          <w:b/>
-          <w:bCs/>
-        </w:rPr>
-        <w:t>Inputs:</w:t>
-      </w:r>
-      <w:r>
-        <w:t xml:space="preserve"> user email, user password</w:t>
-      </w:r>
-    </w:p>
-    <w:p>
-      <w:r>
-        <w:rPr>
-          <w:b/>
-          <w:bCs/>
-        </w:rPr>
-        <w:t>Outputs:</w:t>
-      </w:r>
-      <w:r>
-        <w:t xml:space="preserve"> </w:t>
-      </w:r>
-      <w:r>
-        <w:t xml:space="preserve">error message, </w:t>
-      </w:r>
-      <w:r>
-        <w:t>confirmation message, verification email</w:t>
-      </w:r>
-    </w:p>
-    <w:p>
-      <w:r>
-        <w:rPr>
-          <w:b/>
-          <w:bCs/>
-        </w:rPr>
-        <w:t>Persistent Changes:</w:t>
-      </w:r>
-      <w:r>
-        <w:t xml:space="preserve"> new user account is added to database with provided information</w:t>
-      </w:r>
-    </w:p>
-    <w:p>
-      <w:r>
-        <w:rPr>
-          <w:b/>
-          <w:bCs/>
-        </w:rPr>
-        <w:t>Related Requirements and Use Cases:</w:t>
-      </w:r>
-      <w:r>
-        <w:t xml:space="preserve"> </w:t>
-      </w:r>
-      <w:r>
-        <w:t>N/A</w:t>
-      </w:r>
-    </w:p>
-    <w:p>
-      <w:r>
-        <w:rPr>
-          <w:b/>
-          <w:bCs/>
-        </w:rPr>
-        <w:t>Test Cases:</w:t>
-      </w:r>
-      <w:r>
-        <w:t xml:space="preserve"> </w:t>
+        <w:t xml:space="preserve"> The user must be able to verify their account</w:t>
       </w:r>
     </w:p>
     <w:p/>
@@ -477,26 +414,7 @@
         <w:t>Requirement ID:</w:t>
       </w:r>
       <w:r>
-        <w:t xml:space="preserve"> 1.2</w:t>
-      </w:r>
-    </w:p>
-    <w:p>
-      <w:r>
-        <w:rPr>
-          <w:b/>
-          <w:bCs/>
-        </w:rPr>
-        <w:t>Requirement priority:</w:t>
-      </w:r>
-      <w:r>
-        <w:rPr>
-          <w:b/>
-          <w:bCs/>
-        </w:rPr>
-        <w:t xml:space="preserve"> </w:t>
-      </w:r>
-      <w:r>
-        <w:t>4</w:t>
+        <w:t xml:space="preserve"> 1.3</w:t>
       </w:r>
     </w:p>
     <w:p>
@@ -508,77 +426,12 @@
         <w:t>Requirement Description:</w:t>
       </w:r>
       <w:r>
-        <w:t xml:space="preserve"> The user must be able to verify their account</w:t>
-      </w:r>
-    </w:p>
-    <w:p>
-      <w:r>
-        <w:rPr>
-          <w:b/>
-          <w:bCs/>
-        </w:rPr>
-        <w:t>Inputs:</w:t>
-      </w:r>
-      <w:r>
-        <w:t xml:space="preserve"> verification code</w:t>
-      </w:r>
-    </w:p>
-    <w:p>
-      <w:r>
-        <w:rPr>
-          <w:b/>
-          <w:bCs/>
-        </w:rPr>
-        <w:t>Outputs:</w:t>
-      </w:r>
-      <w:r>
-        <w:t xml:space="preserve"> </w:t>
-      </w:r>
-      <w:r>
-        <w:t>error message, confirmation message</w:t>
-      </w:r>
-    </w:p>
-    <w:p>
-      <w:r>
-        <w:rPr>
-          <w:b/>
-          <w:bCs/>
-        </w:rPr>
-        <w:t>Persistent Changes:</w:t>
-      </w:r>
-      <w:r>
-        <w:t xml:space="preserve"> user is deemed as ‘verified’ and can then access all features</w:t>
-      </w:r>
-    </w:p>
-    <w:p>
-      <w:r>
-        <w:rPr>
-          <w:b/>
-          <w:bCs/>
-        </w:rPr>
-        <w:t>Related Requirements and Use Cases:</w:t>
-      </w:r>
-      <w:r>
-        <w:t xml:space="preserve"> </w:t>
-      </w:r>
-      <w:r>
-        <w:t>1.1</w:t>
-      </w:r>
-    </w:p>
-    <w:p>
-      <w:r>
-        <w:rPr>
-          <w:b/>
-          <w:bCs/>
-        </w:rPr>
-        <w:t>Test Cases:</w:t>
-      </w:r>
-      <w:r>
-        <w:t xml:space="preserve"> </w:t>
+        <w:t xml:space="preserve"> The user must be able to edit their account details</w:t>
       </w:r>
     </w:p>
     <w:p/>
     <w:p>
+      <w:bookmarkStart w:id="1" w:name="_Hlk219139402"/>
       <w:r>
         <w:rPr>
           <w:b/>
@@ -587,26 +440,7 @@
         <w:t>Requirement ID:</w:t>
       </w:r>
       <w:r>
-        <w:t xml:space="preserve"> 1.3</w:t>
-      </w:r>
-    </w:p>
-    <w:p>
-      <w:r>
-        <w:rPr>
-          <w:b/>
-          <w:bCs/>
-        </w:rPr>
-        <w:t>Requirement priority:</w:t>
-      </w:r>
-      <w:r>
-        <w:rPr>
-          <w:b/>
-          <w:bCs/>
-        </w:rPr>
-        <w:t xml:space="preserve"> </w:t>
-      </w:r>
-      <w:r>
-        <w:t>2</w:t>
+        <w:t xml:space="preserve"> 1.4</w:t>
       </w:r>
     </w:p>
     <w:p>
@@ -618,75 +452,12 @@
         <w:t>Requirement Description:</w:t>
       </w:r>
       <w:r>
-        <w:t xml:space="preserve"> The user must be able to edit their account details</w:t>
-      </w:r>
-    </w:p>
-    <w:p>
-      <w:r>
-        <w:rPr>
-          <w:b/>
-          <w:bCs/>
-        </w:rPr>
-        <w:t>Inputs:</w:t>
-      </w:r>
-      <w:r>
-        <w:t xml:space="preserve"> user password, new user email, new user password</w:t>
-      </w:r>
-    </w:p>
-    <w:p>
-      <w:r>
-        <w:rPr>
-          <w:b/>
-          <w:bCs/>
-        </w:rPr>
-        <w:t>Outputs:</w:t>
-      </w:r>
-      <w:r>
-        <w:t xml:space="preserve"> error message, confirmation message, confirmation email</w:t>
-      </w:r>
-    </w:p>
-    <w:p>
-      <w:r>
-        <w:rPr>
-          <w:b/>
-          <w:bCs/>
-        </w:rPr>
-        <w:t>Persistent Changes:</w:t>
-      </w:r>
-      <w:r>
-        <w:t xml:space="preserve"> new user details are updated in the database with provided information</w:t>
-      </w:r>
-    </w:p>
-    <w:p>
-      <w:r>
-        <w:rPr>
-          <w:b/>
-          <w:bCs/>
-        </w:rPr>
-        <w:t>Related Requirements and Use Cases:</w:t>
-      </w:r>
-      <w:r>
-        <w:t xml:space="preserve"> 1.1</w:t>
-      </w:r>
-      <w:r>
-        <w:t>, 1.2</w:t>
-      </w:r>
-    </w:p>
-    <w:p>
-      <w:r>
-        <w:rPr>
-          <w:b/>
-          <w:bCs/>
-        </w:rPr>
-        <w:t>Test Cases:</w:t>
-      </w:r>
-      <w:r>
-        <w:t xml:space="preserve"> </w:t>
-      </w:r>
-    </w:p>
+        <w:t xml:space="preserve"> The user must be able to delete their account</w:t>
+      </w:r>
+    </w:p>
+    <w:bookmarkEnd w:id="1"/>
     <w:p/>
     <w:p>
-      <w:bookmarkStart w:id="1" w:name="_Hlk219139402"/>
       <w:r>
         <w:rPr>
           <w:b/>
@@ -695,7 +466,7 @@
         <w:t>Requirement ID:</w:t>
       </w:r>
       <w:r>
-        <w:t xml:space="preserve"> 1.4</w:t>
+        <w:t xml:space="preserve"> 1.5</w:t>
       </w:r>
     </w:p>
     <w:p>
@@ -704,108 +475,13 @@
           <w:b/>
           <w:bCs/>
         </w:rPr>
-        <w:t>Requirement priority:</w:t>
-      </w:r>
-      <w:r>
-        <w:rPr>
-          <w:b/>
-          <w:bCs/>
-        </w:rPr>
-        <w:t xml:space="preserve"> </w:t>
-      </w:r>
-      <w:r>
-        <w:t>1</w:t>
-      </w:r>
-    </w:p>
-    <w:p>
-      <w:r>
-        <w:rPr>
-          <w:b/>
-          <w:bCs/>
-        </w:rPr>
-        <w:lastRenderedPageBreak/>
         <w:t>Requirement Description:</w:t>
       </w:r>
       <w:r>
-        <w:t xml:space="preserve"> The user must be able to delete their account</w:t>
-      </w:r>
-    </w:p>
-    <w:p>
-      <w:r>
-        <w:rPr>
-          <w:b/>
-          <w:bCs/>
-        </w:rPr>
-        <w:t>Inputs:</w:t>
-      </w:r>
-      <w:r>
-        <w:t xml:space="preserve"> user email, user password</w:t>
-      </w:r>
-    </w:p>
-    <w:p>
-      <w:r>
-        <w:rPr>
-          <w:b/>
-          <w:bCs/>
-        </w:rPr>
-        <w:t>Outputs:</w:t>
-      </w:r>
-      <w:r>
-        <w:t xml:space="preserve"> error message, confirmation message, confirmation email</w:t>
-      </w:r>
-    </w:p>
-    <w:p>
-      <w:r>
-        <w:rPr>
-          <w:b/>
-          <w:bCs/>
-        </w:rPr>
-        <w:t>Persistent Changes:</w:t>
-      </w:r>
-      <w:r>
-        <w:t xml:space="preserve"> user account is </w:t>
-      </w:r>
-      <w:r>
-        <w:t>deleted</w:t>
-      </w:r>
-      <w:r>
-        <w:t xml:space="preserve"> from the database</w:t>
-      </w:r>
-      <w:r>
-        <w:t xml:space="preserve"> as well as all information connected to account</w:t>
-      </w:r>
-    </w:p>
-    <w:p>
-      <w:r>
-        <w:rPr>
-          <w:b/>
-          <w:bCs/>
-        </w:rPr>
-        <w:t>Related Requirements and Use Cases:</w:t>
-      </w:r>
-      <w:r>
-        <w:t xml:space="preserve"> </w:t>
-      </w:r>
-      <w:r>
-        <w:t>1.1</w:t>
-      </w:r>
-      <w:r>
-        <w:t>, 1.2</w:t>
-      </w:r>
-    </w:p>
-    <w:bookmarkEnd w:id="1"/>
-    <w:p>
-      <w:r>
-        <w:rPr>
-          <w:b/>
-          <w:bCs/>
-        </w:rPr>
-        <w:t>Test Cases:</w:t>
-      </w:r>
-      <w:r>
-        <w:t xml:space="preserve"> </w:t>
-      </w:r>
-    </w:p>
+        <w:t xml:space="preserve"> The user must be able to log into their account</w:t>
+      </w:r>
+    </w:p>
+    <w:p/>
     <w:p/>
     <w:p>
       <w:r>
@@ -816,26 +492,10 @@
         <w:t>Requirement ID:</w:t>
       </w:r>
       <w:r>
-        <w:t xml:space="preserve"> 1.5</w:t>
-      </w:r>
-    </w:p>
-    <w:p>
-      <w:r>
-        <w:rPr>
-          <w:b/>
-          <w:bCs/>
-        </w:rPr>
-        <w:t>Requirement priority:</w:t>
-      </w:r>
-      <w:r>
-        <w:rPr>
-          <w:b/>
-          <w:bCs/>
-        </w:rPr>
         <w:t xml:space="preserve"> </w:t>
       </w:r>
       <w:r>
-        <w:t>1</w:t>
+        <w:t>2.1</w:t>
       </w:r>
     </w:p>
     <w:p>
@@ -847,185 +507,10 @@
         <w:t>Requirement Description:</w:t>
       </w:r>
       <w:r>
-        <w:t xml:space="preserve"> The user must be able to log into their account</w:t>
-      </w:r>
-    </w:p>
-    <w:p>
-      <w:r>
-        <w:rPr>
-          <w:b/>
-          <w:bCs/>
-        </w:rPr>
-        <w:t>Inputs:</w:t>
-      </w:r>
-      <w:r>
-        <w:t xml:space="preserve"> user email, user password</w:t>
-      </w:r>
-    </w:p>
-    <w:p>
-      <w:r>
-        <w:rPr>
-          <w:b/>
-          <w:bCs/>
-        </w:rPr>
-        <w:t>Outputs:</w:t>
-      </w:r>
-      <w:r>
-        <w:t xml:space="preserve"> error message, confirmation message</w:t>
-      </w:r>
-    </w:p>
-    <w:p>
-      <w:r>
-        <w:rPr>
-          <w:b/>
-          <w:bCs/>
-        </w:rPr>
-        <w:t>Persistent Changes:</w:t>
-      </w:r>
-      <w:r>
-        <w:t xml:space="preserve"> </w:t>
-      </w:r>
-      <w:r>
-        <w:t>no persistent changes</w:t>
-      </w:r>
-    </w:p>
-    <w:p>
-      <w:r>
-        <w:rPr>
-          <w:b/>
-          <w:bCs/>
-        </w:rPr>
-        <w:t>Related Requirements and Use Cases:</w:t>
-      </w:r>
-      <w:r>
-        <w:t xml:space="preserve"> 1.1</w:t>
-      </w:r>
-      <w:r>
-        <w:t>, 1.2</w:t>
-      </w:r>
-    </w:p>
-    <w:p>
-      <w:r>
-        <w:rPr>
-          <w:b/>
-          <w:bCs/>
-        </w:rPr>
-        <w:t>Test Cases:</w:t>
-      </w:r>
-      <w:r>
-        <w:t xml:space="preserve"> </w:t>
-      </w:r>
-    </w:p>
-    <w:p/>
-    <w:p/>
-    <w:p>
-      <w:r>
-        <w:rPr>
-          <w:b/>
-          <w:bCs/>
-        </w:rPr>
-        <w:t>Requirement ID:</w:t>
-      </w:r>
-      <w:r>
-        <w:t xml:space="preserve"> </w:t>
-      </w:r>
-      <w:r>
-        <w:t>2.1</w:t>
-      </w:r>
-    </w:p>
-    <w:p>
-      <w:r>
-        <w:rPr>
-          <w:b/>
-          <w:bCs/>
-        </w:rPr>
-        <w:t>Requirement priority:</w:t>
-      </w:r>
-      <w:r>
-        <w:rPr>
-          <w:b/>
-          <w:bCs/>
-        </w:rPr>
-        <w:t xml:space="preserve"> </w:t>
-      </w:r>
-      <w:r>
-        <w:t>2</w:t>
-      </w:r>
-    </w:p>
-    <w:p>
-      <w:r>
-        <w:rPr>
-          <w:b/>
-          <w:bCs/>
-        </w:rPr>
-        <w:t>Requirement Description:</w:t>
-      </w:r>
-      <w:r>
         <w:t xml:space="preserve"> The user must be able to create a timer.</w:t>
       </w:r>
     </w:p>
     <w:p>
-      <w:r>
-        <w:rPr>
-          <w:b/>
-          <w:bCs/>
-        </w:rPr>
-        <w:t>Inputs:</w:t>
-      </w:r>
-      <w:r>
-        <w:t xml:space="preserve"> an amount of time in minutes </w:t>
-      </w:r>
-    </w:p>
-    <w:p>
-      <w:r>
-        <w:rPr>
-          <w:b/>
-          <w:bCs/>
-        </w:rPr>
-        <w:t xml:space="preserve">Outputs: </w:t>
-      </w:r>
-      <w:r>
-        <w:t xml:space="preserve">a new timer with the given time </w:t>
-      </w:r>
-    </w:p>
-    <w:p>
-      <w:r>
-        <w:rPr>
-          <w:b/>
-          <w:bCs/>
-        </w:rPr>
-        <w:t>Persistent Changes:</w:t>
-      </w:r>
-      <w:r>
-        <w:t xml:space="preserve"> new timer is stored in the database under the user’s account</w:t>
-      </w:r>
-    </w:p>
-    <w:p>
-      <w:r>
-        <w:rPr>
-          <w:b/>
-          <w:bCs/>
-        </w:rPr>
-        <w:t>Related Requirements and Use Cases:</w:t>
-      </w:r>
-      <w:r>
-        <w:t xml:space="preserve"> </w:t>
-      </w:r>
-      <w:r>
-        <w:t>N/A</w:t>
-      </w:r>
-    </w:p>
-    <w:p>
-      <w:r>
-        <w:rPr>
-          <w:b/>
-          <w:bCs/>
-        </w:rPr>
-        <w:t>Test Cases:</w:t>
-      </w:r>
-      <w:r>
-        <w:t xml:space="preserve"> </w:t>
-      </w:r>
       <w:r>
         <w:br w:type="page"/>
       </w:r>
